--- a/uploads/Proposta/Proposta_FESTIVAL CLUBE DE CRIAÇÃO_.docx
+++ b/uploads/Proposta/Proposta_FESTIVAL CLUBE DE CRIAÇÃO_.docx
@@ -1452,7 +1452,7 @@
           <w:sz w:val="24"/>
           <w:szCs w:val="24"/>
         </w:rPr>
-        <w:t xml:space="preserve">R$ 66.519,40</w:t>
+        <w:t xml:space="preserve">R$ 73.381,40</w:t>
       </w:r>
       <w:r>
         <w:rPr>
@@ -1631,7 +1631,7 @@
           <w:i/>
           <w:iCs/>
         </w:rPr>
-        <w:t xml:space="preserve">31/08/2026</w:t>
+        <w:t xml:space="preserve">14/09/2026</w:t>
       </w:r>
     </w:p>
     <w:p>
